--- a/26秋7年级讲义/【26秋】7年级讲义（第16-18讲）.docx
+++ b/26秋7年级讲义/【26秋】7年级讲义（第16-18讲）.docx
@@ -2207,6 +2207,77 @@
         </w:rPr>
         <w:t>________________________________________________________</w:t>
       </w:r>
+    </w:p>
+    <w:tbl>
+      <w:tblPr>
+        <w:tblW w:type="auto" w:w="0"/>
+        <w:tblBorders>
+          <w:top w:val="single" w:sz="12" w:space="0" w:color="F6B35C"/>
+          <w:left w:val="single" w:sz="12" w:space="0" w:color="F6B35C"/>
+          <w:bottom w:val="single" w:sz="12" w:space="0" w:color="F6B35C"/>
+          <w:right w:val="single" w:sz="12" w:space="0" w:color="F6B35C"/>
+          <w:insideH w:val="single" w:sz="12" w:space="0" w:color="F6B35C"/>
+          <w:insideV w:val="single" w:sz="12" w:space="0" w:color="F6B35C"/>
+        </w:tblBorders>
+        <w:tblLayout w:type="fixed"/>
+        <w:tblLook w:firstColumn="1" w:firstRow="1" w:lastColumn="0" w:lastRow="0" w:noHBand="0" w:noVBand="1" w:val="04A0"/>
+      </w:tblPr>
+      <w:tblGrid>
+        <w:gridCol w:w="9412"/>
+      </w:tblGrid>
+      <w:tr>
+        <w:tc>
+          <w:tcPr>
+            <w:tcW w:type="dxa" w:w="9411"/>
+            <w:shd w:val="clear" w:color="auto" w:fill="FFF3E2"/>
+          </w:tcPr>
+          <w:p>
+            <w:pPr>
+              <w:spacing w:after="40"/>
+            </w:pPr>
+            <w:r>
+              <w:rPr>
+                <w:rFonts w:ascii="Calibri" w:hAnsi="Calibri" w:eastAsia="微软雅黑"/>
+                <w:b/>
+                <w:i w:val="0"/>
+                <w:color w:val="F08A24"/>
+                <w:sz w:val="22"/>
+              </w:rPr>
+              <w:t xml:space="preserve">💡 </w:t>
+            </w:r>
+            <w:r>
+              <w:rPr>
+                <w:rFonts w:ascii="Calibri" w:hAnsi="Calibri" w:eastAsia="微软雅黑"/>
+                <w:b/>
+                <w:i w:val="0"/>
+                <w:color w:val="F08A24"/>
+                <w:sz w:val="22"/>
+              </w:rPr>
+              <w:t>🎧 听力录音原文（Tapescript）</w:t>
+            </w:r>
+          </w:p>
+          <w:p>
+            <w:pPr>
+              <w:spacing w:after="40" w:line="300" w:lineRule="auto"/>
+            </w:pPr>
+            <w:r>
+              <w:rPr>
+                <w:rFonts w:ascii="Calibri" w:hAnsi="Calibri" w:eastAsia="微软雅黑"/>
+                <w:b w:val="0"/>
+                <w:i w:val="0"/>
+                <w:color w:val="222222"/>
+                <w:sz w:val="19"/>
+              </w:rPr>
+              <w:t>Hello, everyone. Today let me tell you how to keep healthy. First, we should have a healthy diet. Eat more fruit and vegetables, and don't eat too much sugar. Second, do more exercise — for example, running is a good way to keep fit. Third, go to bed early and get up early; don't stay up late. If we keep these good habits, we will stay healthy. Remember: health is the greatest wealth!</w:t>
+            </w:r>
+          </w:p>
+        </w:tc>
+      </w:tr>
+    </w:tbl>
+    <w:p>
+      <w:pPr>
+        <w:spacing w:before="0" w:after="40" w:line="312" w:lineRule="auto"/>
+      </w:pPr>
     </w:p>
     <w:tbl>
       <w:tblPr>
